--- a/lab7/Лабораторная работа 7Юрова Елена.docx
+++ b/lab7/Лабораторная работа 7Юрова Елена.docx
@@ -27,6 +27,110 @@
       <w:r>
         <w:tab/>
         <w:t>Юрова Елена</w:t>
+      </w:r>
+    </w:p>
+    <w:p>
+      <w:pPr>
+        <w:rPr>
+          <w:lang w:val="en-US"/>
+        </w:rPr>
+      </w:pPr>
+      <w:r>
+        <w:t xml:space="preserve">Работа </w:t>
+      </w:r>
+      <w:r>
+        <w:rPr>
+          <w:lang w:val="en-US"/>
+        </w:rPr>
+        <w:t>UDP</w:t>
+      </w:r>
+    </w:p>
+    <w:p>
+      <w:r>
+        <w:rPr>
+          <w:noProof/>
+          <w:lang w:eastAsia="ru-RU"/>
+        </w:rPr>
+        <w:drawing>
+          <wp:inline distT="0" distB="0" distL="0" distR="0" wp14:anchorId="34FDEF2C" wp14:editId="3715E403">
+            <wp:extent cx="5704762" cy="1780952"/>
+            <wp:effectExtent l="0" t="0" r="0" b="0"/>
+            <wp:docPr id="6" name="Рисунок 6"/>
+            <wp:cNvGraphicFramePr>
+              <a:graphicFrameLocks xmlns:a="http://schemas.openxmlformats.org/drawingml/2006/main" noChangeAspect="1"/>
+            </wp:cNvGraphicFramePr>
+            <a:graphic xmlns:a="http://schemas.openxmlformats.org/drawingml/2006/main">
+              <a:graphicData uri="http://schemas.openxmlformats.org/drawingml/2006/picture">
+                <pic:pic xmlns:pic="http://schemas.openxmlformats.org/drawingml/2006/picture">
+                  <pic:nvPicPr>
+                    <pic:cNvPr id="1" name=""/>
+                    <pic:cNvPicPr/>
+                  </pic:nvPicPr>
+                  <pic:blipFill>
+                    <a:blip r:embed="rId4"/>
+                    <a:stretch>
+                      <a:fillRect/>
+                    </a:stretch>
+                  </pic:blipFill>
+                  <pic:spPr>
+                    <a:xfrm>
+                      <a:off x="0" y="0"/>
+                      <a:ext cx="5704762" cy="1780952"/>
+                    </a:xfrm>
+                    <a:prstGeom prst="rect">
+                      <a:avLst/>
+                    </a:prstGeom>
+                  </pic:spPr>
+                </pic:pic>
+              </a:graphicData>
+            </a:graphic>
+          </wp:inline>
+        </w:drawing>
+      </w:r>
+      <w:bookmarkStart w:id="0" w:name="_GoBack"/>
+      <w:bookmarkEnd w:id="0"/>
+    </w:p>
+    <w:p>
+      <w:r>
+        <w:rPr>
+          <w:noProof/>
+          <w:lang w:eastAsia="ru-RU"/>
+        </w:rPr>
+        <w:drawing>
+          <wp:inline distT="0" distB="0" distL="0" distR="0" wp14:anchorId="067B9845" wp14:editId="0C2C873B">
+            <wp:extent cx="5940425" cy="1772285"/>
+            <wp:effectExtent l="0" t="0" r="3175" b="0"/>
+            <wp:docPr id="7" name="Рисунок 7"/>
+            <wp:cNvGraphicFramePr>
+              <a:graphicFrameLocks xmlns:a="http://schemas.openxmlformats.org/drawingml/2006/main" noChangeAspect="1"/>
+            </wp:cNvGraphicFramePr>
+            <a:graphic xmlns:a="http://schemas.openxmlformats.org/drawingml/2006/main">
+              <a:graphicData uri="http://schemas.openxmlformats.org/drawingml/2006/picture">
+                <pic:pic xmlns:pic="http://schemas.openxmlformats.org/drawingml/2006/picture">
+                  <pic:nvPicPr>
+                    <pic:cNvPr id="1" name=""/>
+                    <pic:cNvPicPr/>
+                  </pic:nvPicPr>
+                  <pic:blipFill>
+                    <a:blip r:embed="rId5"/>
+                    <a:stretch>
+                      <a:fillRect/>
+                    </a:stretch>
+                  </pic:blipFill>
+                  <pic:spPr>
+                    <a:xfrm>
+                      <a:off x="0" y="0"/>
+                      <a:ext cx="5940425" cy="1772285"/>
+                    </a:xfrm>
+                    <a:prstGeom prst="rect">
+                      <a:avLst/>
+                    </a:prstGeom>
+                  </pic:spPr>
+                </pic:pic>
+              </a:graphicData>
+            </a:graphic>
+          </wp:inline>
+        </w:drawing>
       </w:r>
     </w:p>
     <w:p>
@@ -56,7 +160,7 @@
                     <pic:cNvPicPr/>
                   </pic:nvPicPr>
                   <pic:blipFill>
-                    <a:blip r:embed="rId4"/>
+                    <a:blip r:embed="rId6"/>
                     <a:stretch>
                       <a:fillRect/>
                     </a:stretch>
@@ -77,13 +181,7 @@
         </w:drawing>
       </w:r>
     </w:p>
-    <w:p>
-      <w:pPr>
-        <w:rPr>
-          <w:lang w:val="en-US"/>
-        </w:rPr>
-      </w:pPr>
-    </w:p>
+    <w:p/>
     <w:p>
       <w:r>
         <w:t>Окно клиента при подключении</w:t>
@@ -111,7 +209,7 @@
                     <pic:cNvPicPr/>
                   </pic:nvPicPr>
                   <pic:blipFill>
-                    <a:blip r:embed="rId5"/>
+                    <a:blip r:embed="rId7"/>
                     <a:stretch>
                       <a:fillRect/>
                     </a:stretch>
@@ -154,7 +252,7 @@
                     <pic:cNvPicPr/>
                   </pic:nvPicPr>
                   <pic:blipFill>
-                    <a:blip r:embed="rId6"/>
+                    <a:blip r:embed="rId8"/>
                     <a:stretch>
                       <a:fillRect/>
                     </a:stretch>
@@ -182,11 +280,6 @@
       </w:r>
     </w:p>
     <w:p>
-      <w:pPr>
-        <w:rPr>
-          <w:lang w:val="en-US"/>
-        </w:rPr>
-      </w:pPr>
       <w:r>
         <w:rPr>
           <w:noProof/>
@@ -208,7 +301,7 @@
                     <pic:cNvPicPr/>
                   </pic:nvPicPr>
                   <pic:blipFill>
-                    <a:blip r:embed="rId7"/>
+                    <a:blip r:embed="rId9"/>
                     <a:stretch>
                       <a:fillRect/>
                     </a:stretch>
@@ -229,13 +322,7 @@
         </w:drawing>
       </w:r>
     </w:p>
-    <w:p>
-      <w:pPr>
-        <w:rPr>
-          <w:lang w:val="en-US"/>
-        </w:rPr>
-      </w:pPr>
-    </w:p>
+    <w:p/>
     <w:p>
       <w:r>
         <w:t>Отключение сервера</w:t>
@@ -247,7 +334,6 @@
           <w:noProof/>
           <w:lang w:eastAsia="ru-RU"/>
         </w:rPr>
-        <w:lastRenderedPageBreak/>
         <w:drawing>
           <wp:inline distT="0" distB="0" distL="0" distR="0" wp14:anchorId="3D167E46" wp14:editId="03B2CFE8">
             <wp:extent cx="5940425" cy="2267585"/>
@@ -264,7 +350,7 @@
                     <pic:cNvPicPr/>
                   </pic:nvPicPr>
                   <pic:blipFill>
-                    <a:blip r:embed="rId8"/>
+                    <a:blip r:embed="rId10"/>
                     <a:stretch>
                       <a:fillRect/>
                     </a:stretch>
@@ -284,8 +370,6 @@
           </wp:inline>
         </w:drawing>
       </w:r>
-      <w:bookmarkStart w:id="0" w:name="_GoBack"/>
-      <w:bookmarkEnd w:id="0"/>
     </w:p>
     <w:sectPr>
       <w:pgSz w:w="11906" w:h="16838"/>
